--- a/flow/20230914_vu_template/drafts/2024-10-u/13-НД-16_ПП-Отців_7-г7.docx
+++ b/flow/20230914_vu_template/drafts/2024-10-u/13-НД-16_ПП-Отців_7-г7.docx
@@ -2916,7 +2916,7 @@
           <w:szCs w:val="24"/>
           <w:rtl w:val="0"/>
         </w:rPr>
-        <w:t xml:space="preserve">Виходить чоловік до свого діла,* і до своєї праці аж до вечора.</w:t>
+        <w:t>Виходить людина до свого діла,* і до своєї праці аж до вечора.</w:t>
       </w:r>
     </w:p>
     <w:p>
@@ -18428,7 +18428,7 @@
           <w:szCs w:val="24"/>
           <w:rtl w:val="0"/>
         </w:rPr>
-        <w:t xml:space="preserve"> Ти, Милосердний, що задля нас народився з Діви,* витерпів розп'яття і смертю смерть подолав,* і як Бог, появив воскресіння,* не погорди тими, що їх ти створив рукою своєю.* Покажи, Милостивий, своє чоловіколюбство,* прийми Богородицю, що тебе породила й молиться за нас,* і спаси, Спасе наш, людей зневірених.</w:t>
+        <w:t xml:space="preserve"> Ти, Милосердний, що задля нас народився з Діви,* витерпів розп'яття і смертю смерть подолав,* і як Бог, появив воскресіння,* не погорди тими, що їх ти створив рукою своєю.* Покажи, Милостивий, своє людинолюбство,* прийми Богородицю, що тебе породила й молиться за нас,* і спаси, Спасе наш, людей зневірених.</w:t>
       </w:r>
     </w:p>
     <w:p>
@@ -20414,7 +20414,7 @@
           <w:szCs w:val="24"/>
           <w:rtl w:val="0"/>
         </w:rPr>
-        <w:t xml:space="preserve">Мене залічено до тих, що сходять у яму.* Я став як чоловік, що допомоги не має.</w:t>
+        <w:t>Мене залічено до тих, що сходять у яму.* Я став як людина, що допомоги не має.</w:t>
       </w:r>
     </w:p>
     <w:p>
@@ -21886,7 +21886,7 @@
           <w:szCs w:val="24"/>
           <w:rtl w:val="0"/>
         </w:rPr>
-        <w:t xml:space="preserve"> Господи, Боже наш! Ти за покаяння дарував людям відпущення, нам же, як образ пізнання і визнання гріхів, показав покаяння і прощення пророка Давида. Тож, Владико, помилуй з великої милости твоєї нас, що в чимало великих гріхів впали, і по багатстві ласк твоїх очисти беззаконня наші, бо перед тобою згрішили ми, Господи, що невідомі й таємні речі серця людського знаєш, і єдиний ти маєш владу прощати гріхи. Серце ж чисте вчини в нас і Духом владичним утверди нас, і радість спасіння твого яви нам. Не відкинь нас від лиця твого, але дозволь, як Благий і Людинолюбний, аж до останнього нашого віддиху появляти тобі жертву справедливости й приноси на святих твоїх жертовниках, милістю і ласками і людинолюбʼям єдинородного Сина твого, з яким ти є благословенний з пресвятим, добрим і животворчим твоїм Духом, нині й повсякчас, і на віки віків. Амінь.</w:t>
+        <w:t xml:space="preserve"> Господи, Боже наш! Ти за покаяння дарував людям відпущення, нам же, як образ пізнання і визнання гріхів, показав покаяння і прощення пророка Давида. Тож, Владико, помилуй з великої милости твоєї нас, що в чимало великих гріхів впали, і по багатстві ласк твоїх очисти беззаконня наші, бо перед тобою згрішили ми, Господи, що невідомі й таємні речі серця людського знаєш, і єдиний ти маєш владу прощати гріхи. Серце ж чисте вчини в нас і Духом владичним утверди нас, і радість спасіння твого яви нам. Не відкинь нас від лиця твого, але дозволь, як Благий і людинолюбний, аж до останнього нашого віддиху появляти тобі жертву справедливости й приноси на святих твоїх жертовниках, милістю і ласками і людинолюбʼям єдинородного Сина твого, з яким ти є благословенний з пресвятим, добрим і животворчим твоїм Духом, нині й повсякчас, і на віки віків. Амінь.</w:t>
       </w:r>
     </w:p>
     <w:p>
@@ -23383,7 +23383,7 @@
           <w:szCs w:val="24"/>
           <w:rtl w:val="0"/>
         </w:rPr>
-        <w:t xml:space="preserve"> Ти, Милосердний, що задля нас народився з Діви,* витерпів розп'яття і смертю смерть подолав,* і як Бог, появив воскресіння,* не погорди тими, що їх ти створив рукою своєю.* Покажи, Милостивий, своє чоловіколюбство,* прийми Богородицю, що тебе породила й молиться за нас,* і спаси, Спасе наш, людей зневірених.</w:t>
+        <w:t xml:space="preserve"> Ти, Милосердний, що задля нас народився з Діви,* витерпів розп'яття і смертю смерть подолав,* і як Бог, появив воскресіння,* не погорди тими, що їх ти створив рукою своєю.* Покажи, Милостивий, своє людинолюбство,* прийми Богородицю, що тебе породила й молиться за нас,* і спаси, Спасе наш, людей зневірених.</w:t>
       </w:r>
     </w:p>
     <w:p>
@@ -25034,7 +25034,7 @@
           <w:szCs w:val="24"/>
           <w:rtl w:val="0"/>
         </w:rPr>
-        <w:t xml:space="preserve">: Життєдавця породивши, ти, Діво,* Адама з гріха визволила,* Єві радість замість смутку подала,* а відпалих від життя повернув до нього той,* що з тебе тіло прийняв – Бог і чоловік.</w:t>
+        <w:t>: Життєдавця породивши, ти, Діво,* Адама з гріха визволила,* Єві радість замість смутку подала,* а відпалих від життя повернув до нього той,* що з тебе тіло прийняв – Бог і людина.</w:t>
       </w:r>
     </w:p>
     <w:p>
